--- a/assets/modeles_documents/contrat_bail_commercial.docx
+++ b/assets/modeles_documents/contrat_bail_commercial.docx
@@ -467,7 +467,7 @@
           <w:b/>
           <w:bCs/>
         </w:rPr>
-        <w:t>{{LOYER_MENSUEL}} FCFA</w:t>
+        <w:t>{{LOYER_MENSUEL}} {{DEVISE}}</w:t>
       </w:r>
       <w:r>
         <w:t xml:space="preserve">, payable d’avance au plus tard le </w:t>
@@ -495,7 +495,7 @@
           <w:b/>
           <w:bCs/>
         </w:rPr>
-        <w:t>{{CHARGES_MENSUELLES}} FCFA</w:t>
+        <w:t>{{CHARGES_MENSUELLES}} {{DEVISE}}</w:t>
       </w:r>
       <w:r>
         <w:t xml:space="preserve"> et comprennent notamment : </w:t>
@@ -548,7 +548,7 @@
           <w:b/>
           <w:bCs/>
         </w:rPr>
-        <w:t>{{DEPOT_GARANTIE}} FCFA</w:t>
+        <w:t>{{DEPOT_GARANTIE}} {{DEVISE}}</w:t>
       </w:r>
       <w:r>
         <w:t>, destiné à garantir l’exécution de l’ensemble de ses obligations.</w:t>
@@ -591,7 +591,7 @@
           <w:b/>
           <w:bCs/>
         </w:rPr>
-        <w:t>{{PAS_DE_PORTE}} FCFA</w:t>
+        <w:t>{{PAS_DE_PORTE}} {{DEVISE}}</w:t>
       </w:r>
       <w:r>
         <w:t xml:space="preserve"> est convenu entre les parties et payable à la signature du présent contrat.</w:t>
@@ -703,7 +703,7 @@
         <w:pStyle w:val="FirstParagraph"/>
       </w:pPr>
       <w:r>
-        <w:t xml:space="preserve">Tout retard de paiement entraînera l’application de pénalités fixées à </w:t>
+        <w:t xml:space="preserve">Tout retard de paiement entraînera l’application d’une pénalité de </w:t>
       </w:r>
       <w:r>
         <w:rPr>
@@ -713,7 +713,7 @@
         <w:t>{{TAUX_PENALITE}}</w:t>
       </w:r>
       <w:r>
-        <w:t xml:space="preserve"> du montant du loyer dû par jour de retard, après un délai de grâce de </w:t>
+        <w:t xml:space="preserve"> en cas de retard, après un délai de grâce de </w:t>
       </w:r>
       <w:r>
         <w:rPr>

--- a/assets/modeles_documents/contrat_bail_commercial.docx
+++ b/assets/modeles_documents/contrat_bail_commercial.docx
@@ -703,17 +703,17 @@
         <w:pStyle w:val="FirstParagraph"/>
       </w:pPr>
       <w:r>
-        <w:t xml:space="preserve">Tout retard de paiement entraînera l’application de pénalités fixées à </w:t>
-      </w:r>
-      <w:r>
-        <w:rPr>
-          <w:b/>
-          <w:bCs/>
-        </w:rPr>
-        <w:t>{{TAUX_PENALITE}}</w:t>
-      </w:r>
-      <w:r>
-        <w:t xml:space="preserve"> du montant du loyer dû par jour de retard, après un délai de grâce de </w:t>
+        <w:t xml:space="preserve">Tout retard de paiement entraînera </w:t>
+      </w:r>
+      <w:r>
+        <w:rPr>
+          <w:b/>
+          <w:bCs/>
+        </w:rPr>
+        <w:t>{{CLAUSE_PENALITE}}</w:t>
+      </w:r>
+      <w:r>
+        <w:t xml:space="preserve">, après un délai de grâce de </w:t>
       </w:r>
       <w:r>
         <w:rPr>
